--- a/plan/plan.docx
+++ b/plan/plan.docx
@@ -4,6 +4,47 @@
   <w:body>
     <w:p>
       <w:pPr>
+        <w:ind w:left="720" w:hanging="360"/>
+        <w:jc w:val="center"/>
+        <w:rPr>
+          <w:rFonts w:ascii="Times New Roman" w:hAnsi="Times New Roman" w:cs="Times New Roman"/>
+          <w:sz w:val="28"/>
+          <w:szCs w:val="28"/>
+          <w:lang w:val="vi-VN"/>
+        </w:rPr>
+      </w:pPr>
+      <w:r>
+        <w:rPr>
+          <w:rFonts w:ascii="Times New Roman" w:hAnsi="Times New Roman" w:cs="Times New Roman"/>
+          <w:sz w:val="28"/>
+          <w:szCs w:val="28"/>
+        </w:rPr>
+        <w:t>KẾ</w:t>
+      </w:r>
+      <w:r>
+        <w:rPr>
+          <w:rFonts w:ascii="Times New Roman" w:hAnsi="Times New Roman" w:cs="Times New Roman"/>
+          <w:sz w:val="28"/>
+          <w:szCs w:val="28"/>
+          <w:lang w:val="vi-VN"/>
+        </w:rPr>
+        <w:t xml:space="preserve"> HOẠCH TRIỂN KHAI</w:t>
+      </w:r>
+    </w:p>
+    <w:p>
+      <w:pPr>
+        <w:ind w:left="720" w:hanging="360"/>
+        <w:jc w:val="center"/>
+        <w:rPr>
+          <w:rFonts w:ascii="Times New Roman" w:hAnsi="Times New Roman" w:cs="Times New Roman"/>
+          <w:sz w:val="28"/>
+          <w:szCs w:val="28"/>
+          <w:lang w:val="vi-VN"/>
+        </w:rPr>
+      </w:pPr>
+    </w:p>
+    <w:p>
+      <w:pPr>
         <w:pStyle w:val="ListParagraph"/>
         <w:numPr>
           <w:ilvl w:val="0"/>
@@ -108,29 +149,54 @@
       <w:r>
         <w:rPr>
           <w:rFonts w:ascii="Times New Roman" w:hAnsi="Times New Roman" w:cs="Times New Roman"/>
-          <w:sz w:val="28"/>
-          <w:szCs w:val="28"/>
-          <w:lang w:val="vi-VN"/>
-        </w:rPr>
-        <w:t xml:space="preserve">Phân quyền (admin, quản lý, leader, nhân viên), Đăng </w:t>
-      </w:r>
-      <w:r>
-        <w:rPr>
-          <w:rFonts w:ascii="Times New Roman" w:hAnsi="Times New Roman" w:cs="Times New Roman"/>
-          <w:sz w:val="28"/>
-          <w:szCs w:val="28"/>
-          <w:lang w:val="vi-VN"/>
-        </w:rPr>
-        <w:t>nhập</w:t>
-      </w:r>
-      <w:r>
-        <w:rPr>
-          <w:rFonts w:ascii="Times New Roman" w:hAnsi="Times New Roman" w:cs="Times New Roman"/>
-          <w:sz w:val="28"/>
-          <w:szCs w:val="28"/>
-          <w:lang w:val="vi-VN"/>
-        </w:rPr>
-        <w:t>, đăng xuất, Quản lý có thể đăng ký tài khoản</w:t>
+          <w:b/>
+          <w:bCs/>
+          <w:sz w:val="28"/>
+          <w:szCs w:val="28"/>
+        </w:rPr>
+        <w:t>Phân quyền</w:t>
+      </w:r>
+      <w:r>
+        <w:rPr>
+          <w:rFonts w:ascii="Times New Roman" w:hAnsi="Times New Roman" w:cs="Times New Roman"/>
+          <w:sz w:val="28"/>
+          <w:szCs w:val="28"/>
+        </w:rPr>
+        <w:t xml:space="preserve"> người dùng theo các vai trò:</w:t>
+      </w:r>
+      <w:r>
+        <w:rPr>
+          <w:rFonts w:ascii="Times New Roman" w:hAnsi="Times New Roman" w:cs="Times New Roman"/>
+          <w:sz w:val="28"/>
+          <w:szCs w:val="28"/>
+          <w:lang w:val="vi-VN"/>
+        </w:rPr>
+        <w:t xml:space="preserve"> </w:t>
+      </w:r>
+      <w:r>
+        <w:rPr>
+          <w:rFonts w:ascii="Times New Roman" w:hAnsi="Times New Roman" w:cs="Times New Roman"/>
+          <w:sz w:val="28"/>
+          <w:szCs w:val="28"/>
+        </w:rPr>
+        <w:t xml:space="preserve">Quản lý, Leader, Nhân </w:t>
+      </w:r>
+      <w:r>
+        <w:rPr>
+          <w:rFonts w:ascii="Times New Roman" w:hAnsi="Times New Roman" w:cs="Times New Roman"/>
+          <w:sz w:val="28"/>
+          <w:szCs w:val="28"/>
+        </w:rPr>
+        <w:t>viên</w:t>
+      </w:r>
+      <w:r>
+        <w:rPr>
+          <w:rFonts w:ascii="Times New Roman" w:hAnsi="Times New Roman" w:cs="Times New Roman"/>
+          <w:sz w:val="28"/>
+          <w:szCs w:val="28"/>
+          <w:lang w:val="vi-VN"/>
+        </w:rPr>
+        <w:t>...</w:t>
       </w:r>
     </w:p>
     <w:p>
@@ -144,17 +210,25 @@
           <w:rFonts w:ascii="Times New Roman" w:hAnsi="Times New Roman" w:cs="Times New Roman"/>
           <w:sz w:val="28"/>
           <w:szCs w:val="28"/>
-          <w:lang w:val="vi-VN"/>
-        </w:rPr>
-      </w:pPr>
-      <w:r>
-        <w:rPr>
-          <w:rFonts w:ascii="Times New Roman" w:hAnsi="Times New Roman" w:cs="Times New Roman"/>
-          <w:sz w:val="28"/>
-          <w:szCs w:val="28"/>
-          <w:lang w:val="vi-VN"/>
-        </w:rPr>
-        <w:t>CRUD user, phòng ban, vai trò, nhóm</w:t>
+        </w:rPr>
+      </w:pPr>
+      <w:r>
+        <w:rPr>
+          <w:rFonts w:ascii="Times New Roman" w:hAnsi="Times New Roman" w:cs="Times New Roman"/>
+          <w:b/>
+          <w:bCs/>
+          <w:sz w:val="28"/>
+          <w:szCs w:val="28"/>
+        </w:rPr>
+        <w:t>Đăng nhập</w:t>
+      </w:r>
+      <w:r>
+        <w:rPr>
+          <w:rFonts w:ascii="Times New Roman" w:hAnsi="Times New Roman" w:cs="Times New Roman"/>
+          <w:sz w:val="28"/>
+          <w:szCs w:val="28"/>
+        </w:rPr>
+        <w:t>: Sử dụng JWT để xác thực người dùng và cấp token.</w:t>
       </w:r>
     </w:p>
     <w:p>
@@ -174,9 +248,69 @@
       <w:r>
         <w:rPr>
           <w:rFonts w:ascii="Times New Roman" w:hAnsi="Times New Roman" w:cs="Times New Roman"/>
-          <w:sz w:val="28"/>
-          <w:szCs w:val="28"/>
-          <w:lang w:val="vi-VN"/>
+          <w:b/>
+          <w:bCs/>
+          <w:sz w:val="28"/>
+          <w:szCs w:val="28"/>
+        </w:rPr>
+        <w:t>Đăng xuất</w:t>
+      </w:r>
+      <w:r>
+        <w:rPr>
+          <w:rFonts w:ascii="Times New Roman" w:hAnsi="Times New Roman" w:cs="Times New Roman"/>
+          <w:sz w:val="28"/>
+          <w:szCs w:val="28"/>
+        </w:rPr>
+        <w:t>: Xoá token ở phía client</w:t>
+      </w:r>
+    </w:p>
+    <w:p>
+      <w:pPr>
+        <w:pStyle w:val="ListParagraph"/>
+        <w:numPr>
+          <w:ilvl w:val="0"/>
+          <w:numId w:val="2"/>
+        </w:numPr>
+        <w:rPr>
+          <w:rFonts w:ascii="Times New Roman" w:hAnsi="Times New Roman" w:cs="Times New Roman"/>
+          <w:b/>
+          <w:bCs/>
+          <w:sz w:val="28"/>
+          <w:szCs w:val="28"/>
+          <w:lang w:val="vi-VN"/>
+        </w:rPr>
+      </w:pPr>
+      <w:r>
+        <w:rPr>
+          <w:rFonts w:ascii="Times New Roman" w:hAnsi="Times New Roman" w:cs="Times New Roman"/>
+          <w:b/>
+          <w:bCs/>
+          <w:sz w:val="28"/>
+          <w:szCs w:val="28"/>
+          <w:lang w:val="vi-VN"/>
+        </w:rPr>
+        <w:t>Vai trò:</w:t>
+      </w:r>
+    </w:p>
+    <w:p>
+      <w:pPr>
+        <w:pStyle w:val="ListParagraph"/>
+        <w:numPr>
+          <w:ilvl w:val="0"/>
+          <w:numId w:val="3"/>
+        </w:numPr>
+        <w:rPr>
+          <w:rFonts w:ascii="Times New Roman" w:hAnsi="Times New Roman" w:cs="Times New Roman"/>
+          <w:sz w:val="28"/>
+          <w:szCs w:val="28"/>
+          <w:lang w:val="vi-VN"/>
+        </w:rPr>
+      </w:pPr>
+      <w:r>
+        <w:rPr>
+          <w:rFonts w:ascii="Times New Roman" w:hAnsi="Times New Roman" w:cs="Times New Roman"/>
+          <w:sz w:val="28"/>
+          <w:szCs w:val="28"/>
         </w:rPr>
         <w:t>Quản lý</w:t>
       </w:r>
@@ -187,16 +321,391 @@
           <w:szCs w:val="28"/>
           <w:lang w:val="vi-VN"/>
         </w:rPr>
+        <w:t xml:space="preserve">: </w:t>
+      </w:r>
+      <w:r>
+        <w:rPr>
+          <w:rFonts w:ascii="Times New Roman" w:hAnsi="Times New Roman" w:cs="Times New Roman"/>
+          <w:sz w:val="28"/>
+          <w:szCs w:val="28"/>
+        </w:rPr>
+        <w:t xml:space="preserve">Toàn quyền hệ thống, thêm/sửa/xoá user, phòng ban, vai trò, </w:t>
+      </w:r>
+      <w:r>
+        <w:rPr>
+          <w:rFonts w:ascii="Times New Roman" w:hAnsi="Times New Roman" w:cs="Times New Roman"/>
+          <w:sz w:val="28"/>
+          <w:szCs w:val="28"/>
+        </w:rPr>
+        <w:t>nhóm</w:t>
+      </w:r>
+      <w:r>
+        <w:rPr>
+          <w:rFonts w:ascii="Times New Roman" w:hAnsi="Times New Roman" w:cs="Times New Roman"/>
+          <w:sz w:val="28"/>
+          <w:szCs w:val="28"/>
+          <w:lang w:val="vi-VN"/>
+        </w:rPr>
+        <w:t xml:space="preserve">, </w:t>
+      </w:r>
+      <w:r>
+        <w:rPr>
+          <w:rFonts w:ascii="Times New Roman" w:hAnsi="Times New Roman" w:cs="Times New Roman"/>
+          <w:sz w:val="28"/>
+          <w:szCs w:val="28"/>
+        </w:rPr>
+        <w:t>q</w:t>
+      </w:r>
+      <w:r>
+        <w:rPr>
+          <w:rFonts w:ascii="Times New Roman" w:hAnsi="Times New Roman" w:cs="Times New Roman"/>
+          <w:sz w:val="28"/>
+          <w:szCs w:val="28"/>
+        </w:rPr>
+        <w:t>uản lý nhân sự thuộc phòng ban mình, tạo tài khoản nhân viên</w:t>
+      </w:r>
+    </w:p>
+    <w:p>
+      <w:pPr>
+        <w:pStyle w:val="ListParagraph"/>
+        <w:numPr>
+          <w:ilvl w:val="0"/>
+          <w:numId w:val="3"/>
+        </w:numPr>
+        <w:rPr>
+          <w:rFonts w:ascii="Times New Roman" w:hAnsi="Times New Roman" w:cs="Times New Roman"/>
+          <w:sz w:val="28"/>
+          <w:szCs w:val="28"/>
+          <w:lang w:val="vi-VN"/>
+        </w:rPr>
+      </w:pPr>
+      <w:r>
+        <w:rPr>
+          <w:rFonts w:ascii="Times New Roman" w:hAnsi="Times New Roman" w:cs="Times New Roman"/>
+          <w:sz w:val="28"/>
+          <w:szCs w:val="28"/>
+        </w:rPr>
+        <w:t>Leader</w:t>
+      </w:r>
+      <w:r>
+        <w:rPr>
+          <w:rFonts w:ascii="Times New Roman" w:hAnsi="Times New Roman" w:cs="Times New Roman"/>
+          <w:sz w:val="28"/>
+          <w:szCs w:val="28"/>
+          <w:lang w:val="vi-VN"/>
+        </w:rPr>
+        <w:t xml:space="preserve">: </w:t>
+      </w:r>
+      <w:r>
+        <w:rPr>
+          <w:rFonts w:ascii="Times New Roman" w:hAnsi="Times New Roman" w:cs="Times New Roman"/>
+          <w:sz w:val="28"/>
+          <w:szCs w:val="28"/>
+        </w:rPr>
+        <w:t>Xem tiến độ nhóm, phân việc thành viên trong nhóm</w:t>
+      </w:r>
+    </w:p>
+    <w:p>
+      <w:pPr>
+        <w:pStyle w:val="ListParagraph"/>
+        <w:numPr>
+          <w:ilvl w:val="0"/>
+          <w:numId w:val="3"/>
+        </w:numPr>
+        <w:rPr>
+          <w:rFonts w:ascii="Times New Roman" w:hAnsi="Times New Roman" w:cs="Times New Roman"/>
+          <w:sz w:val="28"/>
+          <w:szCs w:val="28"/>
+          <w:lang w:val="vi-VN"/>
+        </w:rPr>
+      </w:pPr>
+      <w:r>
+        <w:rPr>
+          <w:rFonts w:ascii="Times New Roman" w:hAnsi="Times New Roman" w:cs="Times New Roman"/>
+          <w:sz w:val="28"/>
+          <w:szCs w:val="28"/>
+        </w:rPr>
+        <w:t>User</w:t>
+      </w:r>
+      <w:r>
+        <w:rPr>
+          <w:rFonts w:ascii="Times New Roman" w:hAnsi="Times New Roman" w:cs="Times New Roman"/>
+          <w:sz w:val="28"/>
+          <w:szCs w:val="28"/>
+          <w:lang w:val="vi-VN"/>
+        </w:rPr>
+        <w:t xml:space="preserve">: </w:t>
+      </w:r>
+      <w:r>
+        <w:rPr>
+          <w:rFonts w:ascii="Times New Roman" w:hAnsi="Times New Roman" w:cs="Times New Roman"/>
+          <w:sz w:val="28"/>
+          <w:szCs w:val="28"/>
+        </w:rPr>
+        <w:t xml:space="preserve">Chấm công, xem lương, gửi tin </w:t>
+      </w:r>
+      <w:r>
+        <w:rPr>
+          <w:rFonts w:ascii="Times New Roman" w:hAnsi="Times New Roman" w:cs="Times New Roman"/>
+          <w:sz w:val="28"/>
+          <w:szCs w:val="28"/>
+        </w:rPr>
+        <w:t>nhắn</w:t>
+      </w:r>
+      <w:r>
+        <w:rPr>
+          <w:rFonts w:ascii="Times New Roman" w:hAnsi="Times New Roman" w:cs="Times New Roman"/>
+          <w:sz w:val="28"/>
+          <w:szCs w:val="28"/>
+          <w:lang w:val="vi-VN"/>
+        </w:rPr>
+        <w:t>, xem thông tin...</w:t>
+      </w:r>
+    </w:p>
+    <w:p>
+      <w:pPr>
+        <w:pStyle w:val="ListParagraph"/>
+        <w:numPr>
+          <w:ilvl w:val="0"/>
+          <w:numId w:val="2"/>
+        </w:numPr>
+        <w:rPr>
+          <w:rFonts w:ascii="Times New Roman" w:hAnsi="Times New Roman" w:cs="Times New Roman"/>
+          <w:b/>
+          <w:bCs/>
+          <w:sz w:val="28"/>
+          <w:szCs w:val="28"/>
+          <w:lang w:val="vi-VN"/>
+        </w:rPr>
+      </w:pPr>
+      <w:r>
+        <w:rPr>
+          <w:rFonts w:ascii="Times New Roman" w:hAnsi="Times New Roman" w:cs="Times New Roman"/>
+          <w:b/>
+          <w:bCs/>
+          <w:sz w:val="28"/>
+          <w:szCs w:val="28"/>
+        </w:rPr>
+        <w:t xml:space="preserve">CRUD chức năng bao </w:t>
+      </w:r>
+      <w:r>
+        <w:rPr>
+          <w:rFonts w:ascii="Times New Roman" w:hAnsi="Times New Roman" w:cs="Times New Roman"/>
+          <w:b/>
+          <w:bCs/>
+          <w:sz w:val="28"/>
+          <w:szCs w:val="28"/>
+        </w:rPr>
+        <w:t>gồm</w:t>
+      </w:r>
+      <w:r>
+        <w:rPr>
+          <w:rFonts w:ascii="Times New Roman" w:hAnsi="Times New Roman" w:cs="Times New Roman"/>
+          <w:b/>
+          <w:bCs/>
+          <w:sz w:val="28"/>
+          <w:szCs w:val="28"/>
+          <w:lang w:val="vi-VN"/>
+        </w:rPr>
+        <w:t>:</w:t>
+      </w:r>
+    </w:p>
+    <w:p>
+      <w:pPr>
+        <w:pStyle w:val="ListParagraph"/>
+        <w:numPr>
+          <w:ilvl w:val="0"/>
+          <w:numId w:val="3"/>
+        </w:numPr>
+        <w:rPr>
+          <w:rFonts w:ascii="Times New Roman" w:hAnsi="Times New Roman" w:cs="Times New Roman"/>
+          <w:sz w:val="28"/>
+          <w:szCs w:val="28"/>
+          <w:lang w:val="vi-VN"/>
+        </w:rPr>
+      </w:pPr>
+      <w:r>
+        <w:rPr>
+          <w:rFonts w:ascii="Times New Roman" w:hAnsi="Times New Roman" w:cs="Times New Roman"/>
+          <w:sz w:val="28"/>
+          <w:szCs w:val="28"/>
+        </w:rPr>
+        <w:t>User: Thêm/sửa/xoá/thay đổi vai trò hoặc nhóm/phòng ban của người dùng</w:t>
+      </w:r>
+    </w:p>
+    <w:p>
+      <w:pPr>
+        <w:pStyle w:val="ListParagraph"/>
+        <w:numPr>
+          <w:ilvl w:val="0"/>
+          <w:numId w:val="3"/>
+        </w:numPr>
+        <w:rPr>
+          <w:rFonts w:ascii="Times New Roman" w:hAnsi="Times New Roman" w:cs="Times New Roman"/>
+          <w:sz w:val="28"/>
+          <w:szCs w:val="28"/>
+          <w:lang w:val="vi-VN"/>
+        </w:rPr>
+      </w:pPr>
+      <w:r>
+        <w:rPr>
+          <w:rFonts w:ascii="Times New Roman" w:hAnsi="Times New Roman" w:cs="Times New Roman"/>
+          <w:sz w:val="28"/>
+          <w:szCs w:val="28"/>
+        </w:rPr>
+        <w:t>Phòng ban: Quản lý danh sách phòng ban, gán user vào phòng ban</w:t>
+      </w:r>
+    </w:p>
+    <w:p>
+      <w:pPr>
+        <w:pStyle w:val="ListParagraph"/>
+        <w:numPr>
+          <w:ilvl w:val="0"/>
+          <w:numId w:val="3"/>
+        </w:numPr>
+        <w:rPr>
+          <w:rFonts w:ascii="Times New Roman" w:hAnsi="Times New Roman" w:cs="Times New Roman"/>
+          <w:sz w:val="28"/>
+          <w:szCs w:val="28"/>
+          <w:lang w:val="vi-VN"/>
+        </w:rPr>
+      </w:pPr>
+      <w:r>
+        <w:rPr>
+          <w:rFonts w:ascii="Times New Roman" w:hAnsi="Times New Roman" w:cs="Times New Roman"/>
+          <w:sz w:val="28"/>
+          <w:szCs w:val="28"/>
+        </w:rPr>
+        <w:t>Vai trò: Tạo các role hệ thống (nếu mở rộng)</w:t>
+      </w:r>
+    </w:p>
+    <w:p>
+      <w:pPr>
+        <w:pStyle w:val="ListParagraph"/>
+        <w:numPr>
+          <w:ilvl w:val="0"/>
+          <w:numId w:val="3"/>
+        </w:numPr>
+        <w:rPr>
+          <w:rFonts w:ascii="Times New Roman" w:hAnsi="Times New Roman" w:cs="Times New Roman"/>
+          <w:sz w:val="28"/>
+          <w:szCs w:val="28"/>
+          <w:lang w:val="vi-VN"/>
+        </w:rPr>
+      </w:pPr>
+      <w:r>
+        <w:rPr>
+          <w:rFonts w:ascii="Times New Roman" w:hAnsi="Times New Roman" w:cs="Times New Roman"/>
+          <w:sz w:val="28"/>
+          <w:szCs w:val="28"/>
+        </w:rPr>
+        <w:t>Nhóm: Tạo nhóm làm việc (team), gán leader và các thành viên</w:t>
+      </w:r>
+    </w:p>
+    <w:p>
+      <w:pPr>
+        <w:pStyle w:val="ListParagraph"/>
+        <w:numPr>
+          <w:ilvl w:val="0"/>
+          <w:numId w:val="2"/>
+        </w:numPr>
+        <w:rPr>
+          <w:rFonts w:ascii="Times New Roman" w:hAnsi="Times New Roman" w:cs="Times New Roman"/>
+          <w:sz w:val="28"/>
+          <w:szCs w:val="28"/>
+          <w:lang w:val="vi-VN"/>
+        </w:rPr>
+      </w:pPr>
+      <w:r>
+        <w:rPr>
+          <w:rFonts w:ascii="Times New Roman" w:hAnsi="Times New Roman" w:cs="Times New Roman"/>
+          <w:b/>
+          <w:bCs/>
+          <w:sz w:val="28"/>
+          <w:szCs w:val="28"/>
+          <w:lang w:val="vi-VN"/>
+        </w:rPr>
+        <w:t>Quản lý</w:t>
+      </w:r>
+      <w:r>
+        <w:rPr>
+          <w:rFonts w:ascii="Times New Roman" w:hAnsi="Times New Roman" w:cs="Times New Roman"/>
+          <w:b/>
+          <w:bCs/>
+          <w:sz w:val="28"/>
+          <w:szCs w:val="28"/>
+          <w:lang w:val="vi-VN"/>
+        </w:rPr>
         <w:t xml:space="preserve"> </w:t>
       </w:r>
       <w:r>
         <w:rPr>
           <w:rFonts w:ascii="Times New Roman" w:hAnsi="Times New Roman" w:cs="Times New Roman"/>
-          <w:sz w:val="28"/>
-          <w:szCs w:val="28"/>
-          <w:lang w:val="vi-VN"/>
-        </w:rPr>
-        <w:t>chấm công, tính lương (có gửi mail bao gồm ngày công, số tiền, ....)</w:t>
+          <w:b/>
+          <w:bCs/>
+          <w:sz w:val="28"/>
+          <w:szCs w:val="28"/>
+          <w:lang w:val="vi-VN"/>
+        </w:rPr>
+        <w:t xml:space="preserve">chấm </w:t>
+      </w:r>
+      <w:r>
+        <w:rPr>
+          <w:rFonts w:ascii="Times New Roman" w:hAnsi="Times New Roman" w:cs="Times New Roman"/>
+          <w:b/>
+          <w:bCs/>
+          <w:sz w:val="28"/>
+          <w:szCs w:val="28"/>
+          <w:lang w:val="vi-VN"/>
+        </w:rPr>
+        <w:t>công:</w:t>
+      </w:r>
+    </w:p>
+    <w:p>
+      <w:pPr>
+        <w:pStyle w:val="ListParagraph"/>
+        <w:numPr>
+          <w:ilvl w:val="0"/>
+          <w:numId w:val="3"/>
+        </w:numPr>
+        <w:rPr>
+          <w:rFonts w:ascii="Times New Roman" w:hAnsi="Times New Roman" w:cs="Times New Roman"/>
+          <w:sz w:val="28"/>
+          <w:szCs w:val="28"/>
+          <w:lang w:val="vi-VN"/>
+        </w:rPr>
+      </w:pPr>
+      <w:r>
+        <w:rPr>
+          <w:rFonts w:ascii="Times New Roman" w:hAnsi="Times New Roman" w:cs="Times New Roman"/>
+          <w:sz w:val="28"/>
+          <w:szCs w:val="28"/>
+          <w:lang w:val="vi-VN"/>
+        </w:rPr>
+        <w:t>Nhân viên chấm công hằng ngày (Check-in / Check-out)</w:t>
+      </w:r>
+    </w:p>
+    <w:p>
+      <w:pPr>
+        <w:pStyle w:val="ListParagraph"/>
+        <w:numPr>
+          <w:ilvl w:val="0"/>
+          <w:numId w:val="3"/>
+        </w:numPr>
+        <w:rPr>
+          <w:rFonts w:ascii="Times New Roman" w:hAnsi="Times New Roman" w:cs="Times New Roman"/>
+          <w:sz w:val="28"/>
+          <w:szCs w:val="28"/>
+          <w:lang w:val="vi-VN"/>
+        </w:rPr>
+      </w:pPr>
+      <w:r>
+        <w:rPr>
+          <w:rFonts w:ascii="Times New Roman" w:hAnsi="Times New Roman" w:cs="Times New Roman"/>
+          <w:sz w:val="28"/>
+          <w:szCs w:val="28"/>
+        </w:rPr>
+        <w:t>Hệ thống ghi lại thời gian thực</w:t>
       </w:r>
     </w:p>
     <w:p>
@@ -220,6 +729,71 @@
           <w:szCs w:val="28"/>
           <w:lang w:val="vi-VN"/>
         </w:rPr>
+        <w:t xml:space="preserve"> </w:t>
+      </w:r>
+      <w:r>
+        <w:rPr>
+          <w:rFonts w:ascii="Times New Roman" w:hAnsi="Times New Roman" w:cs="Times New Roman"/>
+          <w:sz w:val="28"/>
+          <w:szCs w:val="28"/>
+          <w:lang w:val="vi-VN"/>
+        </w:rPr>
+        <w:t>T</w:t>
+      </w:r>
+      <w:r>
+        <w:rPr>
+          <w:rFonts w:ascii="Times New Roman" w:hAnsi="Times New Roman" w:cs="Times New Roman"/>
+          <w:sz w:val="28"/>
+          <w:szCs w:val="28"/>
+          <w:lang w:val="vi-VN"/>
+        </w:rPr>
+        <w:t xml:space="preserve">ính lương </w:t>
+      </w:r>
+    </w:p>
+    <w:p>
+      <w:pPr>
+        <w:pStyle w:val="ListParagraph"/>
+        <w:numPr>
+          <w:ilvl w:val="0"/>
+          <w:numId w:val="3"/>
+        </w:numPr>
+        <w:rPr>
+          <w:rFonts w:ascii="Times New Roman" w:hAnsi="Times New Roman" w:cs="Times New Roman"/>
+          <w:sz w:val="28"/>
+          <w:szCs w:val="28"/>
+          <w:lang w:val="vi-VN"/>
+        </w:rPr>
+      </w:pPr>
+      <w:r>
+        <w:rPr>
+          <w:rFonts w:ascii="Times New Roman" w:hAnsi="Times New Roman" w:cs="Times New Roman"/>
+          <w:sz w:val="28"/>
+          <w:szCs w:val="28"/>
+        </w:rPr>
+        <w:t>Lương = (Lương cơ bản × Hệ số lương) × (Số ngày công / Số ngày làm việc chuẩn trong tháng)</w:t>
+      </w:r>
+    </w:p>
+    <w:p>
+      <w:pPr>
+        <w:pStyle w:val="ListParagraph"/>
+        <w:numPr>
+          <w:ilvl w:val="0"/>
+          <w:numId w:val="2"/>
+        </w:numPr>
+        <w:rPr>
+          <w:rFonts w:ascii="Times New Roman" w:hAnsi="Times New Roman" w:cs="Times New Roman"/>
+          <w:sz w:val="28"/>
+          <w:szCs w:val="28"/>
+          <w:lang w:val="vi-VN"/>
+        </w:rPr>
+      </w:pPr>
+      <w:r>
+        <w:rPr>
+          <w:rFonts w:ascii="Times New Roman" w:hAnsi="Times New Roman" w:cs="Times New Roman"/>
+          <w:sz w:val="28"/>
+          <w:szCs w:val="28"/>
+          <w:lang w:val="vi-VN"/>
+        </w:rPr>
         <w:t>Phân việc hàng tuần</w:t>
       </w:r>
     </w:p>
@@ -228,6 +802,209 @@
         <w:pStyle w:val="ListParagraph"/>
         <w:numPr>
           <w:ilvl w:val="0"/>
+          <w:numId w:val="3"/>
+        </w:numPr>
+        <w:spacing w:before="100" w:beforeAutospacing="1" w:after="100" w:afterAutospacing="1" w:line="240" w:lineRule="auto"/>
+        <w:rPr>
+          <w:rFonts w:ascii="Times New Roman" w:eastAsia="Times New Roman" w:hAnsi="Times New Roman" w:cs="Times New Roman"/>
+          <w:kern w:val="0"/>
+          <w:sz w:val="28"/>
+          <w:szCs w:val="28"/>
+          <w14:ligatures w14:val="none"/>
+        </w:rPr>
+      </w:pPr>
+      <w:r>
+        <w:rPr>
+          <w:rFonts w:ascii="Times New Roman" w:eastAsia="Times New Roman" w:hAnsi="Times New Roman" w:cs="Times New Roman"/>
+          <w:kern w:val="0"/>
+          <w:sz w:val="28"/>
+          <w:szCs w:val="28"/>
+          <w14:ligatures w14:val="none"/>
+        </w:rPr>
+        <w:t>Quản lý / Leader giao việc theo tuần cho nhân viên</w:t>
+      </w:r>
+    </w:p>
+    <w:p>
+      <w:pPr>
+        <w:pStyle w:val="ListParagraph"/>
+        <w:numPr>
+          <w:ilvl w:val="0"/>
+          <w:numId w:val="3"/>
+        </w:numPr>
+        <w:spacing w:before="100" w:beforeAutospacing="1" w:after="100" w:afterAutospacing="1" w:line="240" w:lineRule="auto"/>
+        <w:rPr>
+          <w:rFonts w:ascii="Times New Roman" w:eastAsia="Times New Roman" w:hAnsi="Times New Roman" w:cs="Times New Roman"/>
+          <w:kern w:val="0"/>
+          <w:sz w:val="28"/>
+          <w:szCs w:val="28"/>
+          <w14:ligatures w14:val="none"/>
+        </w:rPr>
+      </w:pPr>
+      <w:r>
+        <w:rPr>
+          <w:rFonts w:ascii="Times New Roman" w:eastAsia="Times New Roman" w:hAnsi="Times New Roman" w:cs="Times New Roman"/>
+          <w:kern w:val="0"/>
+          <w:sz w:val="28"/>
+          <w:szCs w:val="28"/>
+          <w14:ligatures w14:val="none"/>
+        </w:rPr>
+        <w:t>Bao gồm:</w:t>
+      </w:r>
+    </w:p>
+    <w:p>
+      <w:pPr>
+        <w:spacing w:before="100" w:beforeAutospacing="1" w:after="100" w:afterAutospacing="1" w:line="240" w:lineRule="auto"/>
+        <w:ind w:left="1440"/>
+        <w:rPr>
+          <w:rFonts w:ascii="Times New Roman" w:eastAsia="Times New Roman" w:hAnsi="Times New Roman" w:cs="Times New Roman"/>
+          <w:kern w:val="0"/>
+          <w:sz w:val="28"/>
+          <w:szCs w:val="28"/>
+          <w14:ligatures w14:val="none"/>
+        </w:rPr>
+      </w:pPr>
+      <w:r>
+        <w:rPr>
+          <w:rFonts w:ascii="Times New Roman" w:eastAsia="Times New Roman" w:hAnsi="Times New Roman" w:cs="Times New Roman"/>
+          <w:kern w:val="0"/>
+          <w:sz w:val="28"/>
+          <w:szCs w:val="28"/>
+          <w:lang w:val="vi-VN"/>
+          <w14:ligatures w14:val="none"/>
+        </w:rPr>
+        <w:t xml:space="preserve">+ </w:t>
+      </w:r>
+      <w:r>
+        <w:rPr>
+          <w:rFonts w:ascii="Times New Roman" w:eastAsia="Times New Roman" w:hAnsi="Times New Roman" w:cs="Times New Roman"/>
+          <w:kern w:val="0"/>
+          <w:sz w:val="28"/>
+          <w:szCs w:val="28"/>
+          <w14:ligatures w14:val="none"/>
+        </w:rPr>
+        <w:t>Tên công việc</w:t>
+      </w:r>
+    </w:p>
+    <w:p>
+      <w:pPr>
+        <w:spacing w:before="100" w:beforeAutospacing="1" w:after="100" w:afterAutospacing="1" w:line="240" w:lineRule="auto"/>
+        <w:ind w:left="1440"/>
+        <w:rPr>
+          <w:rFonts w:ascii="Times New Roman" w:eastAsia="Times New Roman" w:hAnsi="Times New Roman" w:cs="Times New Roman"/>
+          <w:kern w:val="0"/>
+          <w:sz w:val="28"/>
+          <w:szCs w:val="28"/>
+          <w14:ligatures w14:val="none"/>
+        </w:rPr>
+      </w:pPr>
+      <w:r>
+        <w:rPr>
+          <w:rFonts w:ascii="Times New Roman" w:eastAsia="Times New Roman" w:hAnsi="Times New Roman" w:cs="Times New Roman"/>
+          <w:kern w:val="0"/>
+          <w:sz w:val="28"/>
+          <w:szCs w:val="28"/>
+          <w:lang w:val="vi-VN"/>
+          <w14:ligatures w14:val="none"/>
+        </w:rPr>
+        <w:t xml:space="preserve">+ </w:t>
+      </w:r>
+      <w:r>
+        <w:rPr>
+          <w:rFonts w:ascii="Times New Roman" w:eastAsia="Times New Roman" w:hAnsi="Times New Roman" w:cs="Times New Roman"/>
+          <w:kern w:val="0"/>
+          <w:sz w:val="28"/>
+          <w:szCs w:val="28"/>
+          <w14:ligatures w14:val="none"/>
+        </w:rPr>
+        <w:t>Hạn hoàn thành</w:t>
+      </w:r>
+    </w:p>
+    <w:p>
+      <w:pPr>
+        <w:spacing w:before="100" w:beforeAutospacing="1" w:after="100" w:afterAutospacing="1" w:line="240" w:lineRule="auto"/>
+        <w:ind w:left="1440"/>
+        <w:rPr>
+          <w:rFonts w:ascii="Times New Roman" w:eastAsia="Times New Roman" w:hAnsi="Times New Roman" w:cs="Times New Roman"/>
+          <w:kern w:val="0"/>
+          <w:sz w:val="28"/>
+          <w:szCs w:val="28"/>
+          <w14:ligatures w14:val="none"/>
+        </w:rPr>
+      </w:pPr>
+      <w:r>
+        <w:rPr>
+          <w:rFonts w:ascii="Times New Roman" w:eastAsia="Times New Roman" w:hAnsi="Times New Roman" w:cs="Times New Roman"/>
+          <w:kern w:val="0"/>
+          <w:sz w:val="28"/>
+          <w:szCs w:val="28"/>
+          <w:lang w:val="vi-VN"/>
+          <w14:ligatures w14:val="none"/>
+        </w:rPr>
+        <w:t xml:space="preserve">+ </w:t>
+      </w:r>
+      <w:r>
+        <w:rPr>
+          <w:rFonts w:ascii="Times New Roman" w:eastAsia="Times New Roman" w:hAnsi="Times New Roman" w:cs="Times New Roman"/>
+          <w:kern w:val="0"/>
+          <w:sz w:val="28"/>
+          <w:szCs w:val="28"/>
+          <w14:ligatures w14:val="none"/>
+        </w:rPr>
+        <w:t>Người thực hiện</w:t>
+      </w:r>
+    </w:p>
+    <w:p>
+      <w:pPr>
+        <w:spacing w:before="100" w:beforeAutospacing="1" w:after="100" w:afterAutospacing="1" w:line="240" w:lineRule="auto"/>
+        <w:ind w:left="1440"/>
+        <w:rPr>
+          <w:rFonts w:ascii="Times New Roman" w:eastAsia="Times New Roman" w:hAnsi="Times New Roman" w:cs="Times New Roman"/>
+          <w:kern w:val="0"/>
+          <w:sz w:val="28"/>
+          <w:szCs w:val="28"/>
+          <w14:ligatures w14:val="none"/>
+        </w:rPr>
+      </w:pPr>
+      <w:r>
+        <w:rPr>
+          <w:rFonts w:ascii="Times New Roman" w:eastAsia="Times New Roman" w:hAnsi="Times New Roman" w:cs="Times New Roman"/>
+          <w:kern w:val="0"/>
+          <w:sz w:val="28"/>
+          <w:szCs w:val="28"/>
+          <w:lang w:val="vi-VN"/>
+          <w14:ligatures w14:val="none"/>
+        </w:rPr>
+        <w:lastRenderedPageBreak/>
+        <w:t xml:space="preserve">+ </w:t>
+      </w:r>
+      <w:r>
+        <w:rPr>
+          <w:rFonts w:ascii="Times New Roman" w:eastAsia="Times New Roman" w:hAnsi="Times New Roman" w:cs="Times New Roman"/>
+          <w:kern w:val="0"/>
+          <w:sz w:val="28"/>
+          <w:szCs w:val="28"/>
+          <w14:ligatures w14:val="none"/>
+        </w:rPr>
+        <w:t>Trạng thái: Chưa làm / Đang làm / Hoàn thành</w:t>
+      </w:r>
+    </w:p>
+    <w:p>
+      <w:pPr>
+        <w:pStyle w:val="ListParagraph"/>
+        <w:ind w:left="1440"/>
+        <w:rPr>
+          <w:rFonts w:ascii="Times New Roman" w:hAnsi="Times New Roman" w:cs="Times New Roman"/>
+          <w:sz w:val="28"/>
+          <w:szCs w:val="28"/>
+          <w:lang w:val="vi-VN"/>
+        </w:rPr>
+      </w:pPr>
+    </w:p>
+    <w:p>
+      <w:pPr>
+        <w:pStyle w:val="ListParagraph"/>
+        <w:numPr>
+          <w:ilvl w:val="0"/>
           <w:numId w:val="2"/>
         </w:numPr>
         <w:rPr>
@@ -270,6 +1047,94 @@
         <w:pStyle w:val="ListParagraph"/>
         <w:numPr>
           <w:ilvl w:val="0"/>
+          <w:numId w:val="3"/>
+        </w:numPr>
+        <w:spacing w:before="100" w:beforeAutospacing="1" w:after="100" w:afterAutospacing="1" w:line="240" w:lineRule="auto"/>
+        <w:rPr>
+          <w:rFonts w:ascii="Times New Roman" w:eastAsia="Times New Roman" w:hAnsi="Times New Roman" w:cs="Times New Roman"/>
+          <w:kern w:val="0"/>
+          <w:sz w:val="28"/>
+          <w:szCs w:val="28"/>
+          <w14:ligatures w14:val="none"/>
+        </w:rPr>
+      </w:pPr>
+      <w:r>
+        <w:rPr>
+          <w:rFonts w:ascii="Times New Roman" w:eastAsia="Times New Roman" w:hAnsi="Times New Roman" w:cs="Times New Roman"/>
+          <w:kern w:val="0"/>
+          <w:sz w:val="28"/>
+          <w:szCs w:val="28"/>
+          <w14:ligatures w14:val="none"/>
+        </w:rPr>
+        <w:t>Chat giữa các nhân viên (1-1 hoặc nhóm)</w:t>
+      </w:r>
+    </w:p>
+    <w:p>
+      <w:pPr>
+        <w:pStyle w:val="ListParagraph"/>
+        <w:numPr>
+          <w:ilvl w:val="0"/>
+          <w:numId w:val="3"/>
+        </w:numPr>
+        <w:spacing w:before="100" w:beforeAutospacing="1" w:after="100" w:afterAutospacing="1" w:line="240" w:lineRule="auto"/>
+        <w:rPr>
+          <w:rFonts w:ascii="Times New Roman" w:eastAsia="Times New Roman" w:hAnsi="Times New Roman" w:cs="Times New Roman"/>
+          <w:kern w:val="0"/>
+          <w:sz w:val="28"/>
+          <w:szCs w:val="28"/>
+          <w14:ligatures w14:val="none"/>
+        </w:rPr>
+      </w:pPr>
+      <w:r>
+        <w:rPr>
+          <w:rFonts w:ascii="Times New Roman" w:eastAsia="Times New Roman" w:hAnsi="Times New Roman" w:cs="Times New Roman"/>
+          <w:kern w:val="0"/>
+          <w:sz w:val="28"/>
+          <w:szCs w:val="28"/>
+          <w14:ligatures w14:val="none"/>
+        </w:rPr>
+        <w:t xml:space="preserve">Tích hợp </w:t>
+      </w:r>
+      <w:r>
+        <w:rPr>
+          <w:rFonts w:ascii="Times New Roman" w:eastAsia="Times New Roman" w:hAnsi="Times New Roman" w:cs="Times New Roman"/>
+          <w:b/>
+          <w:bCs/>
+          <w:kern w:val="0"/>
+          <w:sz w:val="28"/>
+          <w:szCs w:val="28"/>
+          <w14:ligatures w14:val="none"/>
+        </w:rPr>
+        <w:t>SignalR</w:t>
+      </w:r>
+      <w:r>
+        <w:rPr>
+          <w:rFonts w:ascii="Times New Roman" w:eastAsia="Times New Roman" w:hAnsi="Times New Roman" w:cs="Times New Roman"/>
+          <w:kern w:val="0"/>
+          <w:sz w:val="28"/>
+          <w:szCs w:val="28"/>
+          <w14:ligatures w14:val="none"/>
+        </w:rPr>
+        <w:t xml:space="preserve"> để realtime</w:t>
+      </w:r>
+    </w:p>
+    <w:p>
+      <w:pPr>
+        <w:pStyle w:val="ListParagraph"/>
+        <w:ind w:left="1080"/>
+        <w:rPr>
+          <w:rFonts w:ascii="Times New Roman" w:hAnsi="Times New Roman" w:cs="Times New Roman"/>
+          <w:sz w:val="28"/>
+          <w:szCs w:val="28"/>
+          <w:lang w:val="vi-VN"/>
+        </w:rPr>
+      </w:pPr>
+    </w:p>
+    <w:p>
+      <w:pPr>
+        <w:pStyle w:val="ListParagraph"/>
+        <w:numPr>
+          <w:ilvl w:val="0"/>
           <w:numId w:val="2"/>
         </w:numPr>
         <w:rPr>
@@ -286,8 +1151,110 @@
           <w:szCs w:val="28"/>
           <w:lang w:val="vi-VN"/>
         </w:rPr>
-        <w:t>Xuất bảng báo cáo (lương, danh sách nhân viên, phòng ban ....)</w:t>
-      </w:r>
+        <w:t xml:space="preserve">Xuất bảng báo </w:t>
+      </w:r>
+      <w:r>
+        <w:rPr>
+          <w:rFonts w:ascii="Times New Roman" w:hAnsi="Times New Roman" w:cs="Times New Roman"/>
+          <w:sz w:val="28"/>
+          <w:szCs w:val="28"/>
+          <w:lang w:val="vi-VN"/>
+        </w:rPr>
+        <w:t>cáo:</w:t>
+      </w:r>
+    </w:p>
+    <w:p>
+      <w:pPr>
+        <w:pStyle w:val="ListParagraph"/>
+        <w:numPr>
+          <w:ilvl w:val="0"/>
+          <w:numId w:val="3"/>
+        </w:numPr>
+        <w:spacing w:before="100" w:beforeAutospacing="1" w:after="100" w:afterAutospacing="1" w:line="240" w:lineRule="auto"/>
+        <w:rPr>
+          <w:rFonts w:ascii="Times New Roman" w:eastAsia="Times New Roman" w:hAnsi="Times New Roman" w:cs="Times New Roman"/>
+          <w:kern w:val="0"/>
+          <w:sz w:val="28"/>
+          <w:szCs w:val="28"/>
+          <w14:ligatures w14:val="none"/>
+        </w:rPr>
+      </w:pPr>
+      <w:r>
+        <w:rPr>
+          <w:rFonts w:ascii="Times New Roman" w:eastAsia="Times New Roman" w:hAnsi="Times New Roman" w:cs="Times New Roman"/>
+          <w:kern w:val="0"/>
+          <w:sz w:val="28"/>
+          <w:szCs w:val="28"/>
+          <w14:ligatures w14:val="none"/>
+        </w:rPr>
+        <w:t>Báo cáo lương theo tháng</w:t>
+      </w:r>
+    </w:p>
+    <w:p>
+      <w:pPr>
+        <w:pStyle w:val="ListParagraph"/>
+        <w:numPr>
+          <w:ilvl w:val="0"/>
+          <w:numId w:val="3"/>
+        </w:numPr>
+        <w:spacing w:before="100" w:beforeAutospacing="1" w:after="100" w:afterAutospacing="1" w:line="240" w:lineRule="auto"/>
+        <w:rPr>
+          <w:rFonts w:ascii="Times New Roman" w:eastAsia="Times New Roman" w:hAnsi="Times New Roman" w:cs="Times New Roman"/>
+          <w:kern w:val="0"/>
+          <w:sz w:val="28"/>
+          <w:szCs w:val="28"/>
+          <w14:ligatures w14:val="none"/>
+        </w:rPr>
+      </w:pPr>
+      <w:r>
+        <w:rPr>
+          <w:rFonts w:ascii="Times New Roman" w:eastAsia="Times New Roman" w:hAnsi="Times New Roman" w:cs="Times New Roman"/>
+          <w:kern w:val="0"/>
+          <w:sz w:val="28"/>
+          <w:szCs w:val="28"/>
+          <w14:ligatures w14:val="none"/>
+        </w:rPr>
+        <w:t>Danh sách nhân viên theo phòng ban, vai trò, nhóm</w:t>
+      </w:r>
+    </w:p>
+    <w:p>
+      <w:pPr>
+        <w:pStyle w:val="ListParagraph"/>
+        <w:numPr>
+          <w:ilvl w:val="0"/>
+          <w:numId w:val="3"/>
+        </w:numPr>
+        <w:spacing w:before="100" w:beforeAutospacing="1" w:after="100" w:afterAutospacing="1" w:line="240" w:lineRule="auto"/>
+        <w:rPr>
+          <w:rFonts w:ascii="Times New Roman" w:eastAsia="Times New Roman" w:hAnsi="Times New Roman" w:cs="Times New Roman"/>
+          <w:kern w:val="0"/>
+          <w:sz w:val="28"/>
+          <w:szCs w:val="28"/>
+          <w14:ligatures w14:val="none"/>
+        </w:rPr>
+      </w:pPr>
+      <w:r>
+        <w:rPr>
+          <w:rFonts w:ascii="Times New Roman" w:eastAsia="Times New Roman" w:hAnsi="Times New Roman" w:cs="Times New Roman"/>
+          <w:kern w:val="0"/>
+          <w:sz w:val="28"/>
+          <w:szCs w:val="28"/>
+          <w14:ligatures w14:val="none"/>
+        </w:rPr>
+        <w:t>Tổng hợp chấm công</w:t>
+      </w:r>
+    </w:p>
+    <w:p>
+      <w:pPr>
+        <w:pStyle w:val="ListParagraph"/>
+        <w:ind w:left="1080"/>
+        <w:rPr>
+          <w:rFonts w:ascii="Times New Roman" w:hAnsi="Times New Roman" w:cs="Times New Roman"/>
+          <w:sz w:val="28"/>
+          <w:szCs w:val="28"/>
+          <w:lang w:val="vi-VN"/>
+        </w:rPr>
+      </w:pPr>
     </w:p>
     <w:p>
       <w:pPr>
@@ -581,15 +1548,6 @@
           <w:lang w:val="vi-VN"/>
         </w:rPr>
         <w:t>28/4 – 2/5: Thực hiện các chức năng tạo CRUD user, phòng ban, vai trò, nhóm.</w:t>
-      </w:r>
-      <w:r>
-        <w:rPr>
-          <w:rFonts w:ascii="Times New Roman" w:hAnsi="Times New Roman" w:cs="Times New Roman"/>
-          <w:sz w:val="28"/>
-          <w:szCs w:val="28"/>
-          <w:lang w:val="vi-VN"/>
-        </w:rPr>
-        <w:t xml:space="preserve"> (nếu không nghĩ 30/4 ,1/5 )</w:t>
       </w:r>
     </w:p>
     <w:p>
@@ -766,6 +1724,155 @@
 <file path=word/numbering.xml><?xml version="1.0" encoding="utf-8"?>
 <w:numbering xmlns:wpc="http://schemas.microsoft.com/office/word/2010/wordprocessingCanvas" xmlns:cx="http://schemas.microsoft.com/office/drawing/2014/chartex" xmlns:cx1="http://schemas.microsoft.com/office/drawing/2015/9/8/chartex" xmlns:cx2="http://schemas.microsoft.com/office/drawing/2015/10/21/chartex" xmlns:cx3="http://schemas.microsoft.com/office/drawing/2016/5/9/chartex" xmlns:cx4="http://schemas.microsoft.com/office/drawing/2016/5/10/chartex" xmlns:cx5="http://schemas.microsoft.com/office/drawing/2016/5/11/chartex" xmlns:cx6="http://schemas.microsoft.com/office/drawing/2016/5/12/chartex" xmlns:cx7="http://schemas.microsoft.com/office/drawing/2016/5/13/chartex" xmlns:cx8="http://schemas.microsoft.com/office/drawing/2016/5/14/chartex" xmlns:mc="http://schemas.openxmlformats.org/markup-compatibility/2006" xmlns:aink="http://schemas.microsoft.com/office/drawing/2016/ink" xmlns:am3d="http://schemas.microsoft.com/office/drawing/2017/model3d" xmlns:o="urn:schemas-microsoft-com:office:office" xmlns:oel="http://schemas.microsoft.com/office/2019/extlst" xmlns:r="http://schemas.openxmlformats.org/officeDocument/2006/relationships" xmlns:m="http://schemas.openxmlformats.org/officeDocument/2006/math" xmlns:v="urn:schemas-microsoft-com:vml" xmlns:wp14="http://schemas.microsoft.com/office/word/2010/wordprocessingDrawing" xmlns:wp="http://schemas.openxmlformats.org/drawingml/2006/wordprocessingDrawing" xmlns:w10="urn:schemas-microsoft-com:office:word" xmlns:w="http://schemas.openxmlformats.org/wordprocessingml/2006/main" xmlns:w14="http://schemas.microsoft.com/office/word/2010/wordml" xmlns:w15="http://schemas.microsoft.com/office/word/2012/wordml" xmlns:w16cex="http://schemas.microsoft.com/office/word/2018/wordml/cex" xmlns:w16cid="http://schemas.microsoft.com/office/word/2016/wordml/cid" xmlns:w16="http://schemas.microsoft.com/office/word/2018/wordml" xmlns:w16du="http://schemas.microsoft.com/office/word/2023/wordml/word16du" xmlns:w16sdtdh="http://schemas.microsoft.com/office/word/2020/wordml/sdtdatahash" xmlns:w16sdtfl="http://schemas.microsoft.com/office/word/2024/wordml/sdtformatlock" xmlns:w16se="http://schemas.microsoft.com/office/word/2015/wordml/symex" xmlns:wpg="http://schemas.microsoft.com/office/word/2010/wordprocessingGroup" xmlns:wpi="http://schemas.microsoft.com/office/word/2010/wordprocessingInk" xmlns:wne="http://schemas.microsoft.com/office/word/2006/wordml" xmlns:wps="http://schemas.microsoft.com/office/word/2010/wordprocessingShape" mc:Ignorable="w14 w15 w16se w16cid w16 w16cex w16sdtdh w16sdtfl w16du wp14">
   <w:abstractNum w:abstractNumId="0" w15:restartNumberingAfterBreak="0">
+    <w:nsid w:val="0FCE7C00"/>
+    <w:multiLevelType w:val="multilevel"/>
+    <w:tmpl w:val="C1F8D3EA"/>
+    <w:lvl w:ilvl="0">
+      <w:start w:val="1"/>
+      <w:numFmt w:val="bullet"/>
+      <w:lvlText w:val=""/>
+      <w:lvlJc w:val="left"/>
+      <w:pPr>
+        <w:tabs>
+          <w:tab w:val="num" w:pos="720"/>
+        </w:tabs>
+        <w:ind w:left="720" w:hanging="360"/>
+      </w:pPr>
+      <w:rPr>
+        <w:rFonts w:ascii="Symbol" w:hAnsi="Symbol" w:hint="default"/>
+        <w:sz w:val="20"/>
+      </w:rPr>
+    </w:lvl>
+    <w:lvl w:ilvl="1" w:tentative="1">
+      <w:start w:val="1"/>
+      <w:numFmt w:val="bullet"/>
+      <w:lvlText w:val="o"/>
+      <w:lvlJc w:val="left"/>
+      <w:pPr>
+        <w:tabs>
+          <w:tab w:val="num" w:pos="1440"/>
+        </w:tabs>
+        <w:ind w:left="1440" w:hanging="360"/>
+      </w:pPr>
+      <w:rPr>
+        <w:rFonts w:ascii="Courier New" w:hAnsi="Courier New" w:hint="default"/>
+        <w:sz w:val="20"/>
+      </w:rPr>
+    </w:lvl>
+    <w:lvl w:ilvl="2" w:tentative="1">
+      <w:start w:val="1"/>
+      <w:numFmt w:val="bullet"/>
+      <w:lvlText w:val=""/>
+      <w:lvlJc w:val="left"/>
+      <w:pPr>
+        <w:tabs>
+          <w:tab w:val="num" w:pos="2160"/>
+        </w:tabs>
+        <w:ind w:left="2160" w:hanging="360"/>
+      </w:pPr>
+      <w:rPr>
+        <w:rFonts w:ascii="Wingdings" w:hAnsi="Wingdings" w:hint="default"/>
+        <w:sz w:val="20"/>
+      </w:rPr>
+    </w:lvl>
+    <w:lvl w:ilvl="3" w:tentative="1">
+      <w:start w:val="1"/>
+      <w:numFmt w:val="bullet"/>
+      <w:lvlText w:val=""/>
+      <w:lvlJc w:val="left"/>
+      <w:pPr>
+        <w:tabs>
+          <w:tab w:val="num" w:pos="2880"/>
+        </w:tabs>
+        <w:ind w:left="2880" w:hanging="360"/>
+      </w:pPr>
+      <w:rPr>
+        <w:rFonts w:ascii="Wingdings" w:hAnsi="Wingdings" w:hint="default"/>
+        <w:sz w:val="20"/>
+      </w:rPr>
+    </w:lvl>
+    <w:lvl w:ilvl="4" w:tentative="1">
+      <w:start w:val="1"/>
+      <w:numFmt w:val="bullet"/>
+      <w:lvlText w:val=""/>
+      <w:lvlJc w:val="left"/>
+      <w:pPr>
+        <w:tabs>
+          <w:tab w:val="num" w:pos="3600"/>
+        </w:tabs>
+        <w:ind w:left="3600" w:hanging="360"/>
+      </w:pPr>
+      <w:rPr>
+        <w:rFonts w:ascii="Wingdings" w:hAnsi="Wingdings" w:hint="default"/>
+        <w:sz w:val="20"/>
+      </w:rPr>
+    </w:lvl>
+    <w:lvl w:ilvl="5" w:tentative="1">
+      <w:start w:val="1"/>
+      <w:numFmt w:val="bullet"/>
+      <w:lvlText w:val=""/>
+      <w:lvlJc w:val="left"/>
+      <w:pPr>
+        <w:tabs>
+          <w:tab w:val="num" w:pos="4320"/>
+        </w:tabs>
+        <w:ind w:left="4320" w:hanging="360"/>
+      </w:pPr>
+      <w:rPr>
+        <w:rFonts w:ascii="Wingdings" w:hAnsi="Wingdings" w:hint="default"/>
+        <w:sz w:val="20"/>
+      </w:rPr>
+    </w:lvl>
+    <w:lvl w:ilvl="6" w:tentative="1">
+      <w:start w:val="1"/>
+      <w:numFmt w:val="bullet"/>
+      <w:lvlText w:val=""/>
+      <w:lvlJc w:val="left"/>
+      <w:pPr>
+        <w:tabs>
+          <w:tab w:val="num" w:pos="5040"/>
+        </w:tabs>
+        <w:ind w:left="5040" w:hanging="360"/>
+      </w:pPr>
+      <w:rPr>
+        <w:rFonts w:ascii="Wingdings" w:hAnsi="Wingdings" w:hint="default"/>
+        <w:sz w:val="20"/>
+      </w:rPr>
+    </w:lvl>
+    <w:lvl w:ilvl="7" w:tentative="1">
+      <w:start w:val="1"/>
+      <w:numFmt w:val="bullet"/>
+      <w:lvlText w:val=""/>
+      <w:lvlJc w:val="left"/>
+      <w:pPr>
+        <w:tabs>
+          <w:tab w:val="num" w:pos="5760"/>
+        </w:tabs>
+        <w:ind w:left="5760" w:hanging="360"/>
+      </w:pPr>
+      <w:rPr>
+        <w:rFonts w:ascii="Wingdings" w:hAnsi="Wingdings" w:hint="default"/>
+        <w:sz w:val="20"/>
+      </w:rPr>
+    </w:lvl>
+    <w:lvl w:ilvl="8" w:tentative="1">
+      <w:start w:val="1"/>
+      <w:numFmt w:val="bullet"/>
+      <w:lvlText w:val=""/>
+      <w:lvlJc w:val="left"/>
+      <w:pPr>
+        <w:tabs>
+          <w:tab w:val="num" w:pos="6480"/>
+        </w:tabs>
+        <w:ind w:left="6480" w:hanging="360"/>
+      </w:pPr>
+      <w:rPr>
+        <w:rFonts w:ascii="Wingdings" w:hAnsi="Wingdings" w:hint="default"/>
+        <w:sz w:val="20"/>
+      </w:rPr>
+    </w:lvl>
+  </w:abstractNum>
+  <w:abstractNum w:abstractNumId="1" w15:restartNumberingAfterBreak="0">
     <w:nsid w:val="427C535E"/>
     <w:multiLevelType w:val="hybridMultilevel"/>
     <w:tmpl w:val="A6FEFEAE"/>
@@ -878,7 +1985,7 @@
       </w:rPr>
     </w:lvl>
   </w:abstractNum>
-  <w:abstractNum w:abstractNumId="1" w15:restartNumberingAfterBreak="0">
+  <w:abstractNum w:abstractNumId="2" w15:restartNumberingAfterBreak="0">
     <w:nsid w:val="462C43DA"/>
     <w:multiLevelType w:val="hybridMultilevel"/>
     <w:tmpl w:val="9356D3D8"/>
@@ -967,10 +2074,128 @@
       </w:pPr>
     </w:lvl>
   </w:abstractNum>
+  <w:abstractNum w:abstractNumId="3" w15:restartNumberingAfterBreak="0">
+    <w:nsid w:val="565D6F05"/>
+    <w:multiLevelType w:val="hybridMultilevel"/>
+    <w:tmpl w:val="ADA0839E"/>
+    <w:lvl w:ilvl="0" w:tplc="371C770C">
+      <w:numFmt w:val="bullet"/>
+      <w:lvlText w:val=""/>
+      <w:lvlJc w:val="left"/>
+      <w:pPr>
+        <w:ind w:left="1440" w:hanging="360"/>
+      </w:pPr>
+      <w:rPr>
+        <w:rFonts w:ascii="Symbol" w:eastAsiaTheme="minorHAnsi" w:hAnsi="Symbol" w:cs="Times New Roman" w:hint="default"/>
+      </w:rPr>
+    </w:lvl>
+    <w:lvl w:ilvl="1" w:tplc="04090003" w:tentative="1">
+      <w:start w:val="1"/>
+      <w:numFmt w:val="bullet"/>
+      <w:lvlText w:val="o"/>
+      <w:lvlJc w:val="left"/>
+      <w:pPr>
+        <w:ind w:left="2160" w:hanging="360"/>
+      </w:pPr>
+      <w:rPr>
+        <w:rFonts w:ascii="Courier New" w:hAnsi="Courier New" w:cs="Courier New" w:hint="default"/>
+      </w:rPr>
+    </w:lvl>
+    <w:lvl w:ilvl="2" w:tplc="04090005" w:tentative="1">
+      <w:start w:val="1"/>
+      <w:numFmt w:val="bullet"/>
+      <w:lvlText w:val=""/>
+      <w:lvlJc w:val="left"/>
+      <w:pPr>
+        <w:ind w:left="2880" w:hanging="360"/>
+      </w:pPr>
+      <w:rPr>
+        <w:rFonts w:ascii="Wingdings" w:hAnsi="Wingdings" w:hint="default"/>
+      </w:rPr>
+    </w:lvl>
+    <w:lvl w:ilvl="3" w:tplc="04090001" w:tentative="1">
+      <w:start w:val="1"/>
+      <w:numFmt w:val="bullet"/>
+      <w:lvlText w:val=""/>
+      <w:lvlJc w:val="left"/>
+      <w:pPr>
+        <w:ind w:left="3600" w:hanging="360"/>
+      </w:pPr>
+      <w:rPr>
+        <w:rFonts w:ascii="Symbol" w:hAnsi="Symbol" w:hint="default"/>
+      </w:rPr>
+    </w:lvl>
+    <w:lvl w:ilvl="4" w:tplc="04090003" w:tentative="1">
+      <w:start w:val="1"/>
+      <w:numFmt w:val="bullet"/>
+      <w:lvlText w:val="o"/>
+      <w:lvlJc w:val="left"/>
+      <w:pPr>
+        <w:ind w:left="4320" w:hanging="360"/>
+      </w:pPr>
+      <w:rPr>
+        <w:rFonts w:ascii="Courier New" w:hAnsi="Courier New" w:cs="Courier New" w:hint="default"/>
+      </w:rPr>
+    </w:lvl>
+    <w:lvl w:ilvl="5" w:tplc="04090005" w:tentative="1">
+      <w:start w:val="1"/>
+      <w:numFmt w:val="bullet"/>
+      <w:lvlText w:val=""/>
+      <w:lvlJc w:val="left"/>
+      <w:pPr>
+        <w:ind w:left="5040" w:hanging="360"/>
+      </w:pPr>
+      <w:rPr>
+        <w:rFonts w:ascii="Wingdings" w:hAnsi="Wingdings" w:hint="default"/>
+      </w:rPr>
+    </w:lvl>
+    <w:lvl w:ilvl="6" w:tplc="04090001" w:tentative="1">
+      <w:start w:val="1"/>
+      <w:numFmt w:val="bullet"/>
+      <w:lvlText w:val=""/>
+      <w:lvlJc w:val="left"/>
+      <w:pPr>
+        <w:ind w:left="5760" w:hanging="360"/>
+      </w:pPr>
+      <w:rPr>
+        <w:rFonts w:ascii="Symbol" w:hAnsi="Symbol" w:hint="default"/>
+      </w:rPr>
+    </w:lvl>
+    <w:lvl w:ilvl="7" w:tplc="04090003" w:tentative="1">
+      <w:start w:val="1"/>
+      <w:numFmt w:val="bullet"/>
+      <w:lvlText w:val="o"/>
+      <w:lvlJc w:val="left"/>
+      <w:pPr>
+        <w:ind w:left="6480" w:hanging="360"/>
+      </w:pPr>
+      <w:rPr>
+        <w:rFonts w:ascii="Courier New" w:hAnsi="Courier New" w:cs="Courier New" w:hint="default"/>
+      </w:rPr>
+    </w:lvl>
+    <w:lvl w:ilvl="8" w:tplc="04090005" w:tentative="1">
+      <w:start w:val="1"/>
+      <w:numFmt w:val="bullet"/>
+      <w:lvlText w:val=""/>
+      <w:lvlJc w:val="left"/>
+      <w:pPr>
+        <w:ind w:left="7200" w:hanging="360"/>
+      </w:pPr>
+      <w:rPr>
+        <w:rFonts w:ascii="Wingdings" w:hAnsi="Wingdings" w:hint="default"/>
+      </w:rPr>
+    </w:lvl>
+  </w:abstractNum>
   <w:num w:numId="1" w16cid:durableId="570848495">
+    <w:abstractNumId w:val="2"/>
+  </w:num>
+  <w:num w:numId="2" w16cid:durableId="1697543341">
     <w:abstractNumId w:val="1"/>
   </w:num>
-  <w:num w:numId="2" w16cid:durableId="1697543341">
+  <w:num w:numId="3" w16cid:durableId="1012682200">
+    <w:abstractNumId w:val="3"/>
+  </w:num>
+  <w:num w:numId="4" w16cid:durableId="526333790">
     <w:abstractNumId w:val="0"/>
   </w:num>
 </w:numbering>
@@ -1579,7 +2804,6 @@
   <w:style w:type="character" w:default="1" w:styleId="DefaultParagraphFont">
     <w:name w:val="Default Paragraph Font"/>
     <w:uiPriority w:val="1"/>
-    <w:semiHidden/>
     <w:unhideWhenUsed/>
   </w:style>
   <w:style w:type="table" w:default="1" w:styleId="TableNormal">
@@ -1893,6 +3117,17 @@
       <w:spacing w:val="5"/>
     </w:rPr>
   </w:style>
+  <w:style w:type="character" w:styleId="Strong">
+    <w:name w:val="Strong"/>
+    <w:basedOn w:val="DefaultParagraphFont"/>
+    <w:uiPriority w:val="22"/>
+    <w:qFormat/>
+    <w:rsid w:val="00F75318"/>
+    <w:rPr>
+      <w:b/>
+      <w:bCs/>
+    </w:rPr>
+  </w:style>
 </w:styles>
 </file>
 
